--- a/Phase-wise Documentation/8. Project Demonstration/Team Involvement in Demonstration.docx
+++ b/Phase-wise Documentation/8. Project Demonstration/Team Involvement in Demonstration.docx
@@ -60,7 +60,9 @@
             </w:tcBorders>
           </w:tcPr>
           <w:p>
-            <w:r/>
+            <w:r>
+              <w:t>03 October 2026</w:t>
+            </w:r>
           </w:p>
         </w:tc>
       </w:tr>
@@ -97,7 +99,7 @@
           </w:tcPr>
           <w:p>
             <w:r>
-              <w:t>xxxxxx</w:t>
+              <w:t>SWTID-2026-7859</w:t>
             </w:r>
           </w:p>
         </w:tc>
@@ -206,7 +208,7 @@
         <w:rPr>
           <w:i w:val="0"/>
         </w:rPr>
-        <w:t>EduGenie was developed and demonstrated by a single-member team.</w:t>
+        <w:t>EduGenie was developed and demonstrated by a two-member team led by Arumparithi B.</w:t>
       </w:r>
     </w:p>
     <w:tbl>
@@ -363,7 +365,7 @@
               <w:rPr>
                 <w:sz w:val="19"/>
               </w:rPr>
-              <w:t>Arumparithi B</w:t>
+              <w:t>Arumparithi B (Team Leader)</w:t>
             </w:r>
           </w:p>
         </w:tc>
@@ -380,7 +382,7 @@
               <w:rPr>
                 <w:sz w:val="19"/>
               </w:rPr>
-              <w:t>Team Leader, Developer &amp; Presenter</w:t>
+              <w:t>Team Leader, Backend Developer &amp; Presenter</w:t>
             </w:r>
           </w:p>
         </w:tc>
@@ -397,7 +399,7 @@
               <w:rPr>
                 <w:sz w:val="19"/>
               </w:rPr>
-              <w:t>All sections (introduction, architecture, live demo, code walkthrough, Q&amp;A)</w:t>
+              <w:t>Solution &amp; architecture overview, live demo of Q&amp;A, explanation and learning path, code walkthrough</w:t>
             </w:r>
           </w:p>
         </w:tc>
@@ -414,7 +416,116 @@
               <w:rPr>
                 <w:sz w:val="19"/>
               </w:rPr>
-              <w:t>Ideation, requirements, design, backend (FastAPI + Gemini), frontend, testing, documentation and demonstration</w:t>
+              <w:t>Ideation, architecture, FastAPI backend, Gemini integration &amp; prompt engineering, retry/fallback handling, coordination</w:t>
+            </w:r>
+          </w:p>
+        </w:tc>
+        <w:tc>
+          <w:tcPr>
+            <w:tcW w:type="dxa" w:w="1224"/>
+          </w:tcPr>
+          <w:p>
+            <w:pPr>
+              <w:spacing w:after="20"/>
+              <w:jc w:val="center"/>
+            </w:pPr>
+            <w:r/>
+            <w:r>
+              <w:rPr>
+                <w:sz w:val="19"/>
+              </w:rPr>
+              <w:t>Active</w:t>
+            </w:r>
+          </w:p>
+        </w:tc>
+      </w:tr>
+      <w:tr>
+        <w:trPr>
+          <w:cantSplit w:val="true"/>
+        </w:trPr>
+        <w:tc>
+          <w:tcPr>
+            <w:tcW w:type="dxa" w:w="648"/>
+          </w:tcPr>
+          <w:p>
+            <w:pPr>
+              <w:spacing w:after="20"/>
+              <w:jc w:val="center"/>
+            </w:pPr>
+            <w:r/>
+            <w:r>
+              <w:rPr>
+                <w:sz w:val="19"/>
+              </w:rPr>
+              <w:t>2</w:t>
+            </w:r>
+          </w:p>
+        </w:tc>
+        <w:tc>
+          <w:tcPr>
+            <w:tcW w:type="dxa" w:w="1584"/>
+          </w:tcPr>
+          <w:p>
+            <w:pPr>
+              <w:spacing w:after="20"/>
+            </w:pPr>
+            <w:r/>
+            <w:r>
+              <w:rPr>
+                <w:sz w:val="19"/>
+              </w:rPr>
+              <w:t>Atchayabharath K S</w:t>
+            </w:r>
+          </w:p>
+        </w:tc>
+        <w:tc>
+          <w:tcPr>
+            <w:tcW w:type="dxa" w:w="1728"/>
+          </w:tcPr>
+          <w:p>
+            <w:pPr>
+              <w:spacing w:after="20"/>
+            </w:pPr>
+            <w:r/>
+            <w:r>
+              <w:rPr>
+                <w:sz w:val="19"/>
+              </w:rPr>
+              <w:t>Frontend Developer, Tester &amp; Presenter</w:t>
+            </w:r>
+          </w:p>
+        </w:tc>
+        <w:tc>
+          <w:tcPr>
+            <w:tcW w:type="dxa" w:w="2160"/>
+          </w:tcPr>
+          <w:p>
+            <w:pPr>
+              <w:spacing w:after="20"/>
+            </w:pPr>
+            <w:r/>
+            <w:r>
+              <w:rPr>
+                <w:sz w:val="19"/>
+              </w:rPr>
+              <w:t>Introduction &amp; problem statement, live demo of quiz and summary, Q&amp;A</w:t>
+            </w:r>
+          </w:p>
+        </w:tc>
+        <w:tc>
+          <w:tcPr>
+            <w:tcW w:type="dxa" w:w="2304"/>
+          </w:tcPr>
+          <w:p>
+            <w:pPr>
+              <w:spacing w:after="20"/>
+            </w:pPr>
+            <w:r/>
+            <w:r>
+              <w:rPr>
+                <w:sz w:val="19"/>
+              </w:rPr>
+              <w:t>Requirement analysis, frontend UI (HTML/CSS/JS), interactive quiz, testing (pytest, load test) and documentation</w:t>
             </w:r>
           </w:p>
         </w:tc>
@@ -582,7 +693,7 @@
               <w:rPr>
                 <w:sz w:val="20"/>
               </w:rPr>
-              <w:t>5 (single-member team - all tasks owned end to end)</w:t>
+              <w:t>5</w:t>
             </w:r>
           </w:p>
         </w:tc>
